--- a/downloads/student/Unit 06/Handout 06.18 - Food Systems Careers Cards.docx
+++ b/downloads/student/Unit 06/Handout 06.18 - Food Systems Careers Cards.docx
@@ -25,7 +25,7 @@
         <w:pStyle w:val="BodyText"/>
       </w:pPr>
       <w:r>
-        <w:t xml:space="preserve">All pay ranges are marked **** and should be filled from the U.S. Bureau of Labor Statistics Occupational Outlook Handbook (bls.gov/ooh) and New York State Department of Labor wage data for the Long Island region.</w:t>
+        <w:t xml:space="preserve">All pay ranges are to be refreshed before teaching and should be filled from the U.S. Bureau of Labor Statistics Occupational Outlook Handbook (bls.gov/ooh) and New York State Department of Labor wage data for the Long Island region.</w:t>
       </w:r>
     </w:p>
     <w:p>
@@ -2544,7 +2544,7 @@
         <w:pStyle w:val="FirstParagraph"/>
       </w:pPr>
       <w:r>
-        <w:t xml:space="preserve">Circle every job on the career cards that exists within about 25 miles of this school. Use this page to help. ****</w:t>
+        <w:t xml:space="preserve">Circle every job on the career cards that exists within about 25 miles of this school. Use this page to help.</w:t>
       </w:r>
     </w:p>
     <w:tbl>
@@ -2823,10 +2823,10 @@
               <w:rPr>
                 <w:b/>
               </w:rPr>
-              <w:t xml:space="preserve">The Suffolk County and Nassau County health departments</w:t>
-            </w:r>
-            <w:r>
-              <w:t xml:space="preserve">, which inspect every food business</w:t>
+              <w:t xml:space="preserve">The county health department</w:t>
+            </w:r>
+            <w:r>
+              <w:t xml:space="preserve">, which inspects every food business</w:t>
             </w:r>
           </w:p>
         </w:tc>
@@ -2853,7 +2853,7 @@
               <w:rPr>
                 <w:b/>
               </w:rPr>
-              <w:t xml:space="preserve">Cornell Cooperative Extension of Suffolk County</w:t>
+              <w:t xml:space="preserve">Cornell Cooperative Extension</w:t>
             </w:r>
             <w:r>
               <w:t xml:space="preserve">, which runs agriculture, marine, and nutrition programs and works with schools</w:t>
